--- a/data/revised_2026-10_full/tracked/v2/Biology/SS2.2_Plant_Transport/Biology_Plant_Transport_FinalExplanation_TeacherKey_TRACKED.docx
+++ b/data/revised_2026-10_full/tracked/v2/Biology/SS2.2_Plant_Transport/Biology_Plant_Transport_FinalExplanation_TeacherKey_TRACKED.docx
@@ -232,7 +232,7 @@
               </w:rPr>
               <w:t xml:space="preserve">This is your Final Explanation for the unit. Use everything you learned in Lessons 1 to 8 to answer the driving question: How does water and food travel through an entire plant, from the soil to the highest leaf, and why does this journey sometimes fail, causing crops like maize in Kibwezi to wilt and die? Remember the Kibwezi farmer: she watered her maize in the morning, yet it wilted in the afternoon. Maize near the dry seasonal riverbed wilted sooner than maize on the wetter lower slopes, and sukuma wiki shaded by a mango tree barely wilted at all. Answer each section in full sentences in the space under each prompt. Use the key words you learned, such as xylem, phloem, osmosis, active transport, transpiration, cohesion-tension, turgor and pressure-flow. Where a section asks for a Claim-Evidence-Reasoning (CER) answer, give your claim, then your evidence from our investigations, then your reasoning. You may add a labelled diagram if it helps. </w:t>
             </w:r>
-            <w:ins w:id="9001" w:author="Claude (AI) - proposed" w:date="2026-10-15T02:49:40Z">
+            <w:ins w:id="9001" w:author="Claude (AI) - proposed" w:date="2026-10-18T00:25:55Z">
               <w:r>
                 <w:rPr>
                   <w:rFonts w:ascii="Arial" w:cs="Arial" w:eastAsia="Arial" w:hAnsi="Arial"/>
@@ -357,7 +357,7 @@
               </w:rPr>
               <w:t xml:space="preserve">The Kibwezi farmer says, 'The soil has water, I can see it, so why is my maize wilting?' (a) Where do water and mineral salts enter a maize plant, and where does carbon dioxide enter? (b) Where in the plant is the water needed? (c) Use your answers to (a) and (b) to explain the farmer's puzzle. Name the two transport tissues that connect the entry points to the places of use.</w:t>
             </w:r>
-            <w:ins w:id="9002" w:author="Claude (AI) - proposed" w:date="2026-10-15T02:49:40Z">
+            <w:ins w:id="9002" w:author="Claude (AI) - proposed" w:date="2026-10-18T00:25:55Z">
               <w:r>
                 <w:rPr>
                   <w:rFonts w:ascii="Arial" w:cs="Arial" w:eastAsia="Arial" w:hAnsi="Arial"/>
@@ -405,7 +405,7 @@
               </w:rPr>
               <w:t xml:space="preserve">(a) Water and mineral salts enter at the roots, below the soil. Carbon dioxide is taken in at the leaves, above the soil. (b) Water is needed in the leaves (for example for photosynthesis and to keep the cells firm), as well as in all other parts of the plant. (c) The place where water enters (the root) is far from the place where it is needed (the leaf). Soil water and leaf water are separated by the whole length of the plant. So the plant needs an internal transport system to carry water from the root to the leaf. If this system cannot deliver water fast enough, the leaf wilts even though the soil is damp. The two transport tissues are xylem, which carries water and dissolved mineral salts upward, and phloem, which carries manufactured food (sugars) from the leaves to other parts of the plant.</w:t>
             </w:r>
-            <w:ins w:id="9003" w:author="Claude (AI) - proposed" w:date="2026-10-15T02:49:40Z">
+            <w:ins w:id="9003" w:author="Claude (AI) - proposed" w:date="2026-10-18T00:25:55Z">
               <w:r>
                 <w:rPr>
                   <w:rFonts w:ascii="Arial" w:cs="Arial" w:eastAsia="Arial" w:hAnsi="Arial"/>
@@ -517,7 +517,7 @@
               </w:rPr>
               <w:t xml:space="preserve">Describe the path taken by water from the soil to the xylem in a maize root, naming the structures it passes through. (a) What process moves the water, and what makes it move in that direction? (b) How do mineral salts enter the root, and how is this different from water? (c) In </w:t>
             </w:r>
-            <w:del w:id="9004" w:author="Claude (AI) - proposed" w:date="2026-10-15T02:49:40Z">
+            <w:del w:id="9004" w:author="Claude (AI) - proposed" w:date="2026-10-18T00:25:55Z">
               <w:r>
                 <w:rPr>
                   <w:rFonts w:ascii="Arial" w:cs="Arial" w:eastAsia="Arial" w:hAnsi="Arial"/>
@@ -532,7 +532,7 @@
                 <w:delText xml:space="preserve">your</w:delText>
               </w:r>
             </w:del>
-            <w:ins w:id="9005" w:author="Claude (AI) - proposed" w:date="2026-10-15T02:49:40Z">
+            <w:ins w:id="9005" w:author="Claude (AI) - proposed" w:date="2026-10-18T00:25:55Z">
               <w:r>
                 <w:rPr>
                   <w:rFonts w:ascii="Arial" w:cs="Arial" w:eastAsia="Arial" w:hAnsi="Arial"/>
@@ -560,7 +560,7 @@
               </w:rPr>
               <w:t xml:space="preserve"> potato strip investigation</w:t>
             </w:r>
-            <w:del w:id="9006" w:author="Claude (AI) - proposed" w:date="2026-10-15T02:49:40Z">
+            <w:del w:id="9006" w:author="Claude (AI) - proposed" w:date="2026-10-18T00:25:55Z">
               <w:r>
                 <w:rPr>
                   <w:rFonts w:ascii="Arial" w:cs="Arial" w:eastAsia="Arial" w:hAnsi="Arial"/>
@@ -575,7 +575,7 @@
                 <w:delText xml:space="preserve">, you used tap water and</w:delText>
               </w:r>
             </w:del>
-            <w:ins w:id="9007" w:author="Claude (AI) - proposed" w:date="2026-10-15T02:49:40Z">
+            <w:ins w:id="9007" w:author="Claude (AI) - proposed" w:date="2026-10-18T00:25:55Z">
               <w:r>
                 <w:rPr>
                   <w:rFonts w:ascii="Arial" w:cs="Arial" w:eastAsia="Arial" w:hAnsi="Arial"/>
@@ -603,7 +603,7 @@
               </w:rPr>
               <w:t xml:space="preserve"> a concentrated salt solution</w:t>
             </w:r>
-            <w:ins w:id="9008" w:author="Claude (AI) - proposed" w:date="2026-10-15T02:49:40Z">
+            <w:ins w:id="9008" w:author="Claude (AI) - proposed" w:date="2026-10-18T00:25:55Z">
               <w:r>
                 <w:rPr>
                   <w:rFonts w:ascii="Arial" w:cs="Arial" w:eastAsia="Arial" w:hAnsi="Arial"/>
@@ -631,7 +631,7 @@
               </w:rPr>
               <w:t xml:space="preserve">. Each potato strip started 50 mm long. After 15 minutes the strip in tap water measured 53 mm and </w:t>
             </w:r>
-            <w:ins w:id="9009" w:author="Claude (AI) - proposed" w:date="2026-10-15T02:49:40Z">
+            <w:ins w:id="9009" w:author="Claude (AI) - proposed" w:date="2026-10-18T00:25:55Z">
               <w:r>
                 <w:rPr>
                   <w:rFonts w:ascii="Arial" w:cs="Arial" w:eastAsia="Arial" w:hAnsi="Arial"/>
@@ -659,7 +659,7 @@
               </w:rPr>
               <w:t xml:space="preserve">the strip in concentrated salt solution measured 46 mm</w:t>
             </w:r>
-            <w:ins w:id="9010" w:author="Claude (AI) - proposed" w:date="2026-10-15T02:49:40Z">
+            <w:ins w:id="9010" w:author="Claude (AI) - proposed" w:date="2026-10-18T00:25:55Z">
               <w:r>
                 <w:rPr>
                   <w:rFonts w:ascii="Arial" w:cs="Arial" w:eastAsia="Arial" w:hAnsi="Arial"/>
@@ -1239,7 +1239,7 @@
               </w:rPr>
               <w:t xml:space="preserve">Using Claim-Evidence-Reasoning, answer: Why does the Kibwezi maize wilt in the afternoon even though the farmer watered the soil that morning? In your Evidence, use what you observed in our leaf investigations and this </w:t>
             </w:r>
-            <w:ins w:id="9011" w:author="Claude (AI) - proposed" w:date="2026-10-15T02:49:40Z">
+            <w:ins w:id="9011" w:author="Claude (AI) - proposed" w:date="2026-10-18T00:25:55Z">
               <w:r>
                 <w:rPr>
                   <w:rFonts w:ascii="Arial" w:cs="Arial" w:eastAsia="Arial" w:hAnsi="Arial"/>
@@ -1267,7 +1267,7 @@
               </w:rPr>
               <w:t xml:space="preserve">class potometer data</w:t>
             </w:r>
-            <w:ins w:id="9012" w:author="Claude (AI) - proposed" w:date="2026-10-15T02:49:40Z">
+            <w:ins w:id="9012" w:author="Claude (AI) - proposed" w:date="2026-10-18T00:25:55Z">
               <w:r>
                 <w:rPr>
                   <w:rFonts w:ascii="Arial" w:cs="Arial" w:eastAsia="Arial" w:hAnsi="Arial"/>
@@ -1952,7 +1952,7 @@
               </w:rPr>
               <w:t xml:space="preserve">Claim: The maize wilts because on a hot, dry, windy afternoon the plant loses water by transpiration faster than the roots can absorb it and the xylem can replace it, so the leaf cells lose turgor. Evidence: In the sweating leaf bag, water droplets collected inside the bag, showing that leaves release water vapour. The stomatal impressions from sukuma wiki showed stomata with guard cells, with more on the lower epidermis, which are the exits for the vapour. In the potometer, the uptake rate was 6 mm/min in the control, but 15 mm/min with wind and 13 mm/min with the lamp, so wind </w:t>
             </w:r>
-            <w:del w:id="9013" w:author="Claude (AI) - proposed" w:date="2026-10-15T02:49:40Z">
+            <w:del w:id="9013" w:author="Claude (AI) - proposed" w:date="2026-10-18T00:25:55Z">
               <w:r>
                 <w:rPr>
                   <w:rFonts w:ascii="Arial" w:cs="Arial" w:eastAsia="Arial" w:hAnsi="Arial"/>
@@ -1967,7 +1967,7 @@
                 <w:delText xml:space="preserve">and heat more than doubled water uptake</w:delText>
               </w:r>
             </w:del>
-            <w:ins w:id="9014" w:author="Claude (AI) - proposed" w:date="2026-10-15T02:49:40Z">
+            <w:ins w:id="9014" w:author="Claude (AI) - proposed" w:date="2026-10-18T00:25:55Z">
               <w:r>
                 <w:rPr>
                   <w:rFonts w:ascii="Arial" w:cs="Arial" w:eastAsia="Arial" w:hAnsi="Arial"/>
@@ -2092,7 +2092,7 @@
               </w:rPr>
               <w:t xml:space="preserve">The farmer noticed that by evening some maize plants recovered while others did not, and that the sukuma wiki under the mango tree barely wilted. (a) Explain why shade protects the sukuma wiki, naming which transpiration factors the shade changes. (b) Explain why some maize plants </w:t>
             </w:r>
-            <w:ins w:id="9015" w:author="Claude (AI) - proposed" w:date="2026-10-15T02:49:40Z">
+            <w:ins w:id="9015" w:author="Claude (AI) - proposed" w:date="2026-10-18T00:25:55Z">
               <w:r>
                 <w:rPr>
                   <w:rFonts w:ascii="Arial" w:cs="Arial" w:eastAsia="Arial" w:hAnsi="Arial"/>
@@ -2120,7 +2120,7 @@
               </w:rPr>
               <w:t xml:space="preserve">never recover, even after the farmer waters the soil again. </w:t>
             </w:r>
-            <w:del w:id="9016" w:author="Claude (AI) - proposed" w:date="2026-10-15T02:49:40Z">
+            <w:del w:id="9016" w:author="Claude (AI) - proposed" w:date="2026-10-18T00:25:55Z">
               <w:r>
                 <w:rPr>
                   <w:rFonts w:ascii="Arial" w:cs="Arial" w:eastAsia="Arial" w:hAnsi="Arial"/>
@@ -2135,7 +2135,7 @@
                 <w:delText xml:space="preserve">Think about what could happen inside the stem when water loss is very high and supply is low</w:delText>
               </w:r>
             </w:del>
-            <w:ins w:id="9017" w:author="Claude (AI) - proposed" w:date="2026-10-15T02:49:40Z">
+            <w:ins w:id="9017" w:author="Claude (AI) - proposed" w:date="2026-10-18T00:25:55Z">
               <w:r>
                 <w:rPr>
                   <w:rFonts w:ascii="Arial" w:cs="Arial" w:eastAsia="Arial" w:hAnsi="Arial"/>
@@ -2196,7 +2196,7 @@
               </w:rPr>
               <w:t xml:space="preserve">(a) The mango tree's shade lowers the light intensity and the temperature around the sukuma wiki leaves, which are two of the four factors that affect transpiration. The vapour pressure gradient between leaf and air is smaller, so the stomata need not open as wide and less water is lost. The xylem supply can keep up, turgor is maintained, and the plant does not wilt. (b) </w:t>
             </w:r>
-            <w:del w:id="9018" w:author="Claude (AI) - proposed" w:date="2026-10-15T02:49:40Z">
+            <w:del w:id="9018" w:author="Claude (AI) - proposed" w:date="2026-10-18T00:25:55Z">
               <w:r>
                 <w:rPr>
                   <w:rFonts w:ascii="Arial" w:cs="Arial" w:eastAsia="Arial" w:hAnsi="Arial"/>
@@ -2211,7 +2211,7 @@
                 <w:delText xml:space="preserve">When</w:delText>
               </w:r>
             </w:del>
-            <w:ins w:id="9019" w:author="Claude (AI) - proposed" w:date="2026-10-15T02:49:40Z">
+            <w:ins w:id="9019" w:author="Claude (AI) - proposed" w:date="2026-10-18T00:25:55Z">
               <w:r>
                 <w:rPr>
                   <w:rFonts w:ascii="Arial" w:cs="Arial" w:eastAsia="Arial" w:hAnsi="Arial"/>
@@ -2239,7 +2239,7 @@
               </w:rPr>
               <w:t xml:space="preserve"> transpiration is very high and the</w:t>
             </w:r>
-            <w:del w:id="9020" w:author="Claude (AI) - proposed" w:date="2026-10-15T02:49:40Z">
+            <w:del w:id="9020" w:author="Claude (AI) - proposed" w:date="2026-10-18T00:25:55Z">
               <w:r>
                 <w:rPr>
                   <w:rFonts w:ascii="Arial" w:cs="Arial" w:eastAsia="Arial" w:hAnsi="Arial"/>
@@ -2267,7 +2267,7 @@
               </w:rPr>
               <w:t xml:space="preserve"> supply is low, the tension in the xylem becomes very large. Air can enter the narrow xylem vessels and break the water column (an air embolism, or cavitation)</w:t>
             </w:r>
-            <w:ins w:id="9021" w:author="Claude (AI) - proposed" w:date="2026-10-15T02:49:40Z">
+            <w:ins w:id="9021" w:author="Claude (AI) - proposed" w:date="2026-10-18T00:25:55Z">
               <w:r>
                 <w:rPr>
                   <w:rFonts w:ascii="Arial" w:cs="Arial" w:eastAsia="Arial" w:hAnsi="Arial"/>
@@ -2295,7 +2295,7 @@
               </w:rPr>
               <w:t xml:space="preserve">. The water highway is then broken, so water cannot reach the leaves even when the farmer waters again, and the plant dies</w:t>
             </w:r>
-            <w:del w:id="9022" w:author="Claude (AI) - proposed" w:date="2026-10-15T02:49:40Z">
+            <w:del w:id="9022" w:author="Claude (AI) - proposed" w:date="2026-10-18T00:25:55Z">
               <w:r>
                 <w:rPr>
                   <w:rFonts w:ascii="Arial" w:cs="Arial" w:eastAsia="Arial" w:hAnsi="Arial"/>
@@ -2706,7 +2706,7 @@
               <w:spacing w:after="40" w:before="0"/>
               <w:jc w:val="left"/>
             </w:pPr>
-            <w:ins w:id="9023" w:author="Claude (AI) - proposed" w:date="2026-10-15T02:49:40Z">
+            <w:ins w:id="9023" w:author="Claude (AI) - proposed" w:date="2026-10-18T00:25:55Z">
               <w:r>
                 <w:rPr>
                   <w:rFonts w:ascii="Arial" w:cs="Arial" w:eastAsia="Arial" w:hAnsi="Arial"/>
@@ -2754,7 +2754,7 @@
               <w:spacing w:after="40" w:before="0"/>
               <w:jc w:val="left"/>
             </w:pPr>
-            <w:ins w:id="9024" w:author="Claude (AI) - proposed" w:date="2026-10-15T02:49:40Z">
+            <w:ins w:id="9024" w:author="Claude (AI) - proposed" w:date="2026-10-18T00:25:55Z">
               <w:r>
                 <w:rPr>
                   <w:rFonts w:ascii="Arial" w:cs="Arial" w:eastAsia="Arial" w:hAnsi="Arial"/>
@@ -2802,7 +2802,7 @@
               <w:spacing w:after="40" w:before="0"/>
               <w:jc w:val="left"/>
             </w:pPr>
-            <w:ins w:id="9025" w:author="Claude (AI) - proposed" w:date="2026-10-15T02:49:40Z">
+            <w:ins w:id="9025" w:author="Claude (AI) - proposed" w:date="2026-10-18T00:25:55Z">
               <w:r>
                 <w:rPr>
                   <w:rFonts w:ascii="Arial" w:cs="Arial" w:eastAsia="Arial" w:hAnsi="Arial"/>
@@ -2885,7 +2885,7 @@
               <w:spacing w:after="40" w:before="0"/>
               <w:jc w:val="left"/>
             </w:pPr>
-            <w:ins w:id="9026" w:author="Claude (AI) - proposed" w:date="2026-10-15T02:49:40Z">
+            <w:ins w:id="9026" w:author="Claude (AI) - proposed" w:date="2026-10-18T00:25:55Z">
               <w:r>
                 <w:rPr>
                   <w:rFonts w:ascii="Arial" w:cs="Arial" w:eastAsia="Arial" w:hAnsi="Arial"/>
@@ -2933,7 +2933,7 @@
               <w:spacing w:after="40" w:before="0"/>
               <w:jc w:val="left"/>
             </w:pPr>
-            <w:ins w:id="9027" w:author="Claude (AI) - proposed" w:date="2026-10-15T02:49:40Z">
+            <w:ins w:id="9027" w:author="Claude (AI) - proposed" w:date="2026-10-18T00:25:55Z">
               <w:r>
                 <w:rPr>
                   <w:rFonts w:ascii="Arial" w:cs="Arial" w:eastAsia="Arial" w:hAnsi="Arial"/>
@@ -2981,7 +2981,7 @@
               <w:spacing w:after="40" w:before="0"/>
               <w:jc w:val="left"/>
             </w:pPr>
-            <w:ins w:id="9028" w:author="Claude (AI) - proposed" w:date="2026-10-15T02:49:40Z">
+            <w:ins w:id="9028" w:author="Claude (AI) - proposed" w:date="2026-10-18T00:25:55Z">
               <w:r>
                 <w:rPr>
                   <w:rFonts w:ascii="Arial" w:cs="Arial" w:eastAsia="Arial" w:hAnsi="Arial"/>
@@ -3064,7 +3064,7 @@
               <w:spacing w:after="40" w:before="0"/>
               <w:jc w:val="left"/>
             </w:pPr>
-            <w:ins w:id="9029" w:author="Claude (AI) - proposed" w:date="2026-10-15T02:49:40Z">
+            <w:ins w:id="9029" w:author="Claude (AI) - proposed" w:date="2026-10-18T00:25:55Z">
               <w:r>
                 <w:rPr>
                   <w:rFonts w:ascii="Arial" w:cs="Arial" w:eastAsia="Arial" w:hAnsi="Arial"/>
@@ -3092,7 +3092,7 @@
               </w:rPr>
               <w:t xml:space="preserve">Fully explains why maize wilts despite watered soil, why riverbed maize wilts sooner, why some plants </w:t>
             </w:r>
-            <w:del w:id="9030" w:author="Claude (AI) - proposed" w:date="2026-10-15T02:49:40Z">
+            <w:del w:id="9030" w:author="Claude (AI) - proposed" w:date="2026-10-18T00:25:55Z">
               <w:r>
                 <w:rPr>
                   <w:rFonts w:ascii="Arial" w:cs="Arial" w:eastAsia="Arial" w:hAnsi="Arial"/>
@@ -3107,7 +3107,7 @@
                 <w:delText xml:space="preserve">die</w:delText>
               </w:r>
             </w:del>
-            <w:ins w:id="9031" w:author="Claude (AI) - proposed" w:date="2026-10-15T02:49:40Z">
+            <w:ins w:id="9031" w:author="Claude (AI) - proposed" w:date="2026-10-18T00:25:55Z">
               <w:r>
                 <w:rPr>
                   <w:rFonts w:ascii="Arial" w:cs="Arial" w:eastAsia="Arial" w:hAnsi="Arial"/>
@@ -3155,7 +3155,7 @@
               <w:spacing w:after="40" w:before="0"/>
               <w:jc w:val="left"/>
             </w:pPr>
-            <w:ins w:id="9032" w:author="Claude (AI) - proposed" w:date="2026-10-15T02:49:40Z">
+            <w:ins w:id="9032" w:author="Claude (AI) - proposed" w:date="2026-10-18T00:25:55Z">
               <w:r>
                 <w:rPr>
                   <w:rFonts w:ascii="Arial" w:cs="Arial" w:eastAsia="Arial" w:hAnsi="Arial"/>
@@ -3183,7 +3183,7 @@
               </w:rPr>
               <w:t xml:space="preserve">Explains most parts of the phenomenon but misses one (for example the shade</w:t>
             </w:r>
-            <w:del w:id="9033" w:author="Claude (AI) - proposed" w:date="2026-10-15T02:49:40Z">
+            <w:del w:id="9033" w:author="Claude (AI) - proposed" w:date="2026-10-18T00:25:55Z">
               <w:r>
                 <w:rPr>
                   <w:rFonts w:ascii="Arial" w:cs="Arial" w:eastAsia="Arial" w:hAnsi="Arial"/>
@@ -3198,7 +3198,7 @@
                 <w:delText xml:space="preserve"> or the riverbed</w:delText>
               </w:r>
             </w:del>
-            <w:ins w:id="9034" w:author="Claude (AI) - proposed" w:date="2026-10-15T02:49:40Z">
+            <w:ins w:id="9034" w:author="Claude (AI) - proposed" w:date="2026-10-18T00:25:55Z">
               <w:r>
                 <w:rPr>
                   <w:rFonts w:ascii="Arial" w:cs="Arial" w:eastAsia="Arial" w:hAnsi="Arial"/>
@@ -3246,7 +3246,7 @@
               <w:spacing w:after="40" w:before="0"/>
               <w:jc w:val="left"/>
             </w:pPr>
-            <w:ins w:id="9035" w:author="Claude (AI) - proposed" w:date="2026-10-15T02:49:40Z">
+            <w:ins w:id="9035" w:author="Claude (AI) - proposed" w:date="2026-10-18T00:25:55Z">
               <w:r>
                 <w:rPr>
                   <w:rFonts w:ascii="Arial" w:cs="Arial" w:eastAsia="Arial" w:hAnsi="Arial"/>
@@ -3329,7 +3329,7 @@
               <w:spacing w:after="40" w:before="0"/>
               <w:jc w:val="left"/>
             </w:pPr>
-            <w:ins w:id="9036" w:author="Claude (AI) - proposed" w:date="2026-10-15T02:49:40Z">
+            <w:ins w:id="9036" w:author="Claude (AI) - proposed" w:date="2026-10-18T00:25:55Z">
               <w:r>
                 <w:rPr>
                   <w:rFonts w:ascii="Arial" w:cs="Arial" w:eastAsia="Arial" w:hAnsi="Arial"/>
@@ -3377,7 +3377,7 @@
               <w:spacing w:after="40" w:before="0"/>
               <w:jc w:val="left"/>
             </w:pPr>
-            <w:ins w:id="9037" w:author="Claude (AI) - proposed" w:date="2026-10-15T02:49:40Z">
+            <w:ins w:id="9037" w:author="Claude (AI) - proposed" w:date="2026-10-18T00:25:55Z">
               <w:r>
                 <w:rPr>
                   <w:rFonts w:ascii="Arial" w:cs="Arial" w:eastAsia="Arial" w:hAnsi="Arial"/>
@@ -3425,7 +3425,7 @@
               <w:spacing w:after="40" w:before="0"/>
               <w:jc w:val="left"/>
             </w:pPr>
-            <w:ins w:id="9038" w:author="Claude (AI) - proposed" w:date="2026-10-15T02:49:40Z">
+            <w:ins w:id="9038" w:author="Claude (AI) - proposed" w:date="2026-10-18T00:25:55Z">
               <w:r>
                 <w:rPr>
                   <w:rFonts w:ascii="Arial" w:cs="Arial" w:eastAsia="Arial" w:hAnsi="Arial"/>
@@ -3508,7 +3508,7 @@
               <w:spacing w:after="40" w:before="0"/>
               <w:jc w:val="left"/>
             </w:pPr>
-            <w:ins w:id="9039" w:author="Claude (AI) - proposed" w:date="2026-10-15T02:49:40Z">
+            <w:ins w:id="9039" w:author="Claude (AI) - proposed" w:date="2026-10-18T00:25:55Z">
               <w:r>
                 <w:rPr>
                   <w:rFonts w:ascii="Arial" w:cs="Arial" w:eastAsia="Arial" w:hAnsi="Arial"/>
@@ -3556,7 +3556,7 @@
               <w:spacing w:after="40" w:before="0"/>
               <w:jc w:val="left"/>
             </w:pPr>
-            <w:ins w:id="9040" w:author="Claude (AI) - proposed" w:date="2026-10-15T02:49:40Z">
+            <w:ins w:id="9040" w:author="Claude (AI) - proposed" w:date="2026-10-18T00:25:55Z">
               <w:r>
                 <w:rPr>
                   <w:rFonts w:ascii="Arial" w:cs="Arial" w:eastAsia="Arial" w:hAnsi="Arial"/>
@@ -3604,7 +3604,7 @@
               <w:spacing w:after="40" w:before="0"/>
               <w:jc w:val="left"/>
             </w:pPr>
-            <w:ins w:id="9041" w:author="Claude (AI) - proposed" w:date="2026-10-15T02:49:40Z">
+            <w:ins w:id="9041" w:author="Claude (AI) - proposed" w:date="2026-10-18T00:25:55Z">
               <w:r>
                 <w:rPr>
                   <w:rFonts w:ascii="Arial" w:cs="Arial" w:eastAsia="Arial" w:hAnsi="Arial"/>
@@ -3754,7 +3754,7 @@
         </w:rPr>
         <w:t xml:space="preserve">© 2026 SeaVuria and ARES. This work is licensed under a </w:t>
       </w:r>
-      <w:hyperlink w:history="1" r:id="rIdrnxyoqw2ytukgdix6zvoa">
+      <w:hyperlink w:history="1" r:id="rIdticl1bw7t8fwewotkxlus">
         <w:r>
           <w:rPr>
             <w:rFonts w:ascii="Arial" w:cs="Arial" w:eastAsia="Arial" w:hAnsi="Arial"/>
@@ -3774,7 +3774,7 @@
         </w:rPr>
         <w:t xml:space="preserve"> (</w:t>
       </w:r>
-      <w:hyperlink w:history="1" r:id="rIdzdd-cbzjxfs7ft76mi3h2">
+      <w:hyperlink w:history="1" r:id="rIdp0cw7fnmvegw-9h3k-h-f">
         <w:r>
           <w:rPr>
             <w:rFonts w:ascii="Arial" w:cs="Arial" w:eastAsia="Arial" w:hAnsi="Arial"/>
@@ -3794,7 +3794,7 @@
         </w:rPr>
         <w:t xml:space="preserve">). To view a copy of this license, visit </w:t>
       </w:r>
-      <w:hyperlink w:history="1" r:id="rIdl7mqwo7v1ox7czkok1kp0">
+      <w:hyperlink w:history="1" r:id="rIdw_v_pfuun-sebboi2720a">
         <w:r>
           <w:rPr>
             <w:rFonts w:ascii="Arial" w:cs="Arial" w:eastAsia="Arial" w:hAnsi="Arial"/>
